--- a/Lab5/OS_Lab5_Rishi.docx
+++ b/Lab5/OS_Lab5_Rishi.docx
@@ -55,15 +55,15 @@
           <w:rFonts w:ascii="Calibri" w:hAnsi="Calibri"/>
           <w:sz w:val="23"/>
         </w:rPr>
-        <w:t>Write a C program that creates three processes using fork() and establishes communication between them using pipes:</w:t>
+        <w:t>Write a C program using fork() and pipes for inter-process communication:</w:t>
         <w:br/>
-        <w:t>• Process 1 (File Reader): Reads an input file and sends the content to Process 2 through Pipe 1.</w:t>
+        <w:t>• Process 1 (File Reader): Reads an input file and sends content to Process 2.</w:t>
         <w:br/>
-        <w:t>• Process 2 (Text Formatter): Removes extra spaces, fixes punctuation spacing, and sends formatted text to Process 3 through Pipe 2.</w:t>
+        <w:t>• Process 2 (Formatter): Removes extra spaces, formats punctuation, and sends to Process 3.</w:t>
         <w:br/>
-        <w:t>• Process 3 (Case Converter &amp; Word Counter): Converts each word to title case, prints final text, counts words, and sends the count back to Process 1 through Pipe 3.</w:t>
+        <w:t>• Process 3 (Converter &amp; Counter): Converts text to title case, prints output, counts words, and sends count back to Process 1.</w:t>
         <w:br/>
-        <w:t>• Process 1: Receives the word count from Process 3 and prints total words.</w:t>
+        <w:t>• Process 1: Prints the final total word count.</w:t>
       </w:r>
     </w:p>
     <w:p>
@@ -77,7 +77,7 @@
           <w:b/>
           <w:sz w:val="24"/>
         </w:rPr>
-        <w:t>Communication Structure:</w:t>
+        <w:t>Pipeline Flow:</w:t>
       </w:r>
     </w:p>
     <w:p>
@@ -87,17 +87,17 @@
       <w:r>
         <w:rPr>
           <w:rFonts w:ascii="Consolas" w:hAnsi="Consolas"/>
-          <w:sz w:val="20"/>
+          <w:sz w:val="19"/>
         </w:rPr>
-        <w:t>Process 1 (File Reader)  ------[ Pipe 1 ]-----&gt;  Process 2 (Text Formatter)</w:t>
+        <w:t>Process 1 (File Reader) -----[ Pipe 1 ]-----&gt; Process 2 (Formatter)</w:t>
         <w:br/>
-        <w:t xml:space="preserve">         ^                                              |</w:t>
+        <w:t xml:space="preserve">         ^                                           |</w:t>
         <w:br/>
-        <w:t xml:space="preserve">         |                                              | [ Pipe 2 ]</w:t>
+        <w:t xml:space="preserve">         |                                           | [ Pipe 2 ]</w:t>
         <w:br/>
-        <w:t xml:space="preserve">         |                                              v</w:t>
+        <w:t xml:space="preserve">         |                                           v</w:t>
         <w:br/>
-        <w:t xml:space="preserve">  [ Pipe 3 (Count) ]  &lt;--------------------  Process 3 (Case Converter &amp; Counter)</w:t>
+        <w:t xml:space="preserve">  [ Pipe 3 (Count) ] &lt;----------------- Process 3 (Converter &amp; Counter)</w:t>
       </w:r>
     </w:p>
     <w:p>
@@ -139,7 +139,7 @@
           <w:rFonts w:ascii="Calibri" w:hAnsi="Calibri"/>
           <w:sz w:val="24"/>
         </w:rPr>
-        <w:t>Creates a one-way communication channel where data written to pipe[1] is read from pipe[0].</w:t>
+        <w:t>Creates a one-way byte stream between processes.</w:t>
       </w:r>
     </w:p>
     <w:p>
@@ -167,7 +167,7 @@
           <w:rFonts w:ascii="Calibri" w:hAnsi="Calibri"/>
           <w:sz w:val="24"/>
         </w:rPr>
-        <w:t>Creates child processes that run concurrently and inherit the open pipes.</w:t>
+        <w:t>Creates child processes that inherit open pipe descriptors.</w:t>
       </w:r>
     </w:p>
     <w:p>
@@ -188,14 +188,14 @@
           <w:b/>
           <w:sz w:val="24"/>
         </w:rPr>
-        <w:t xml:space="preserve">Closing unused pipes: </w:t>
+        <w:t xml:space="preserve">Closing pipes: </w:t>
       </w:r>
       <w:r>
         <w:rPr>
           <w:rFonts w:ascii="Calibri" w:hAnsi="Calibri"/>
           <w:sz w:val="24"/>
         </w:rPr>
-        <w:t>Prevents processes from waiting forever (deadlock) and allows read() to detect EOF.</w:t>
+        <w:t>Closing unused ends prevents deadlocks and signals EOF.</w:t>
       </w:r>
     </w:p>
     <w:p>
@@ -216,42 +216,14 @@
           <w:b/>
           <w:sz w:val="24"/>
         </w:rPr>
-        <w:t xml:space="preserve">IPC Pipeline: </w:t>
+        <w:t xml:space="preserve">IPC Chain: </w:t>
       </w:r>
       <w:r>
         <w:rPr>
           <w:rFonts w:ascii="Calibri" w:hAnsi="Calibri"/>
           <w:sz w:val="24"/>
         </w:rPr>
-        <w:t>Sends data in a chain: Process 1 -&gt; Process 2 -&gt; Process 3 -&gt; Process 1.</w:t>
-      </w:r>
-    </w:p>
-    <w:p>
-      <w:pPr>
-        <w:spacing w:after="40" w:before="0"/>
-      </w:pPr>
-      <w:r>
-        <w:rPr>
-          <w:rFonts w:ascii="Calibri" w:hAnsi="Calibri"/>
-          <w:b/>
-          <w:sz w:val="24"/>
-        </w:rPr>
-        <w:t xml:space="preserve">5) </w:t>
-      </w:r>
-      <w:r>
-        <w:rPr>
-          <w:rFonts w:ascii="Calibri" w:hAnsi="Calibri"/>
-          <w:b/>
-          <w:sz w:val="24"/>
-        </w:rPr>
-        <w:t xml:space="preserve">wait(): </w:t>
-      </w:r>
-      <w:r>
-        <w:rPr>
-          <w:rFonts w:ascii="Calibri" w:hAnsi="Calibri"/>
-          <w:sz w:val="24"/>
-        </w:rPr>
-        <w:t>Makes the parent wait for child processes to terminate cleanly.</w:t>
+        <w:t>Processes execute sequentially: P1 -&gt; P2 -&gt; P3 -&gt; P1.</w:t>
       </w:r>
     </w:p>
     <w:p>
@@ -301,7 +273,7 @@
       <w:r>
         <w:rPr>
           <w:rFonts w:ascii="Consolas" w:hAnsi="Consolas"/>
-          <w:sz w:val="21"/>
+          <w:sz w:val="20"/>
         </w:rPr>
         <w:t>#include &lt;stdio.h&gt;</w:t>
         <w:br/>
@@ -316,34 +288,27 @@
         <w:t>#include &lt;sys/wait.h&gt;</w:t>
         <w:br/>
         <w:br/>
-        <w:t>#define SIZE 5000</w:t>
+        <w:t>#define SIZE 2048</w:t>
         <w:br/>
         <w:br/>
         <w:t>int main() {</w:t>
         <w:br/>
-        <w:br/>
-        <w:t xml:space="preserve">    char filename[200];</w:t>
-        <w:br/>
-        <w:t xml:space="preserve">    char text[SIZE];</w:t>
-        <w:br/>
+        <w:t xml:space="preserve">    char filename[100], text[SIZE];</w:t>
         <w:br/>
         <w:t xml:space="preserve">    printf("Enter file name: ");</w:t>
-        <w:br/>
-        <w:t xml:space="preserve">    fflush(stdout);</w:t>
         <w:br/>
         <w:t xml:space="preserve">    scanf("%s", filename);</w:t>
         <w:br/>
         <w:br/>
         <w:t xml:space="preserve">    FILE *fp = fopen(filename, "r");</w:t>
         <w:br/>
-        <w:t xml:space="preserve">    if(fp == NULL) {</w:t>
+        <w:t xml:space="preserve">    if (!fp) {</w:t>
         <w:br/>
         <w:t xml:space="preserve">        printf("File cannot be opened\n");</w:t>
         <w:br/>
         <w:t xml:space="preserve">        return 1;</w:t>
         <w:br/>
         <w:t xml:space="preserve">    }</w:t>
-        <w:br/>
         <w:br/>
         <w:t xml:space="preserve">    int n = fread(text, 1, SIZE - 1, fp);</w:t>
         <w:br/>
@@ -352,106 +317,48 @@
         <w:t xml:space="preserve">    fclose(fp);</w:t>
         <w:br/>
         <w:br/>
-        <w:t xml:space="preserve">    int pipe1[2];</w:t>
+        <w:t xml:space="preserve">    int p1[2], p2[2], p3[2];</w:t>
         <w:br/>
-        <w:t xml:space="preserve">    int pipe2[2];</w:t>
-        <w:br/>
-        <w:t xml:space="preserve">    int pipe3[2];</w:t>
+        <w:t xml:space="preserve">    pipe(p1); pipe(p2); pipe(p3);</w:t>
         <w:br/>
         <w:br/>
-        <w:t xml:space="preserve">    pipe(pipe1);</w:t>
+        <w:t xml:space="preserve">    // Process 2: Text Formatter</w:t>
         <w:br/>
-        <w:t xml:space="preserve">    pipe(pipe2);</w:t>
+        <w:t xml:space="preserve">    if (fork() == 0) {</w:t>
         <w:br/>
-        <w:t xml:space="preserve">    pipe(pipe3);</w:t>
+        <w:t xml:space="preserve">        char in[SIZE], out[SIZE];</w:t>
+        <w:br/>
+        <w:t xml:space="preserve">        close(p1[1]); close(p2[0]); close(p3[0]); close(p3[1]);</w:t>
         <w:br/>
         <w:br/>
-        <w:t xml:space="preserve">    pid_t p2, p3;</w:t>
+        <w:t xml:space="preserve">        int len = read(p1[0], in, SIZE - 1);</w:t>
+        <w:br/>
+        <w:t xml:space="preserve">        in[len] = '\0';</w:t>
         <w:br/>
         <w:br/>
-        <w:t xml:space="preserve">    p2 = fork();</w:t>
+        <w:t xml:space="preserve">        int j = 0, space = 0;</w:t>
         <w:br/>
+        <w:t xml:space="preserve">        for (int i = 0; in[i]; i++) {</w:t>
         <w:br/>
-        <w:t xml:space="preserve">    if(p2 == 0) {</w:t>
-        <w:br/>
-        <w:br/>
-        <w:t xml:space="preserve">        // ---------------- PROCESS 2 (Text Formatter) ----------------</w:t>
-        <w:br/>
-        <w:br/>
-        <w:t xml:space="preserve">        char text[SIZE];</w:t>
-        <w:br/>
-        <w:t xml:space="preserve">        char formatted[SIZE];</w:t>
-        <w:br/>
-        <w:br/>
-        <w:t xml:space="preserve">        close(pipe1[1]);</w:t>
-        <w:br/>
-        <w:t xml:space="preserve">        close(pipe2[0]);</w:t>
-        <w:br/>
-        <w:t xml:space="preserve">        close(pipe3[0]);</w:t>
-        <w:br/>
-        <w:t xml:space="preserve">        close(pipe3[1]);</w:t>
-        <w:br/>
-        <w:br/>
-        <w:t xml:space="preserve">        int n = read(pipe1[0], text, SIZE - 1);</w:t>
-        <w:br/>
-        <w:t xml:space="preserve">        text[n] = '\0';</w:t>
-        <w:br/>
-        <w:br/>
-        <w:t xml:space="preserve">        int j = 0;</w:t>
-        <w:br/>
-        <w:t xml:space="preserve">        int space = 0;</w:t>
-        <w:br/>
-        <w:br/>
-        <w:t xml:space="preserve">        for(int i = 0; text[i] != '\0'; i++) {</w:t>
-        <w:br/>
-        <w:br/>
-        <w:t xml:space="preserve">            if(isspace(text[i])) {</w:t>
+        <w:t xml:space="preserve">            if (isspace(in[i])) {</w:t>
         <w:br/>
         <w:t xml:space="preserve">                space = 1;</w:t>
         <w:br/>
-        <w:t xml:space="preserve">            }</w:t>
+        <w:t xml:space="preserve">            } else if (ispunct(in[i])) {</w:t>
         <w:br/>
-        <w:t xml:space="preserve">            else if(ispunct(text[i])) {</w:t>
+        <w:t xml:space="preserve">                if (j &gt; 0 &amp;&amp; out[j - 1] == ' ') j--; // No space before punctuation</w:t>
         <w:br/>
+        <w:t xml:space="preserve">                out[j++] = in[i];</w:t>
         <w:br/>
-        <w:t xml:space="preserve">                // No blank space before punctuation marks</w:t>
-        <w:br/>
-        <w:t xml:space="preserve">                if(j &gt; 0 &amp;&amp; formatted[j - 1] == ' ') {</w:t>
-        <w:br/>
-        <w:t xml:space="preserve">                    j--;</w:t>
-        <w:br/>
-        <w:t xml:space="preserve">                }</w:t>
-        <w:br/>
-        <w:br/>
-        <w:t xml:space="preserve">                formatted[j++] = text[i];</w:t>
-        <w:br/>
-        <w:br/>
-        <w:t xml:space="preserve">                // Exactly one space after punctuation mark</w:t>
-        <w:br/>
-        <w:t xml:space="preserve">                if(text[i + 1] != '\0' &amp;&amp; !isspace(text[i + 1])) {</w:t>
-        <w:br/>
-        <w:t xml:space="preserve">                    formatted[j++] = ' ';</w:t>
-        <w:br/>
-        <w:t xml:space="preserve">                }</w:t>
-        <w:br/>
+        <w:t xml:space="preserve">                if (in[i + 1] &amp;&amp; !isspace(in[i + 1])) out[j++] = ' '; // One space after punctuation</w:t>
         <w:br/>
         <w:t xml:space="preserve">                space = 0;</w:t>
         <w:br/>
-        <w:t xml:space="preserve">            }</w:t>
+        <w:t xml:space="preserve">            } else {</w:t>
         <w:br/>
-        <w:t xml:space="preserve">            else {</w:t>
+        <w:t xml:space="preserve">                if (space &amp;&amp; j &gt; 0 &amp;&amp; out[j - 1] != ' ') out[j++] = ' ';</w:t>
         <w:br/>
-        <w:br/>
-        <w:t xml:space="preserve">                // Only one blank space between two words</w:t>
-        <w:br/>
-        <w:t xml:space="preserve">                if(space &amp;&amp; j &gt; 0 &amp;&amp; formatted[j - 1] != ' ') {</w:t>
-        <w:br/>
-        <w:t xml:space="preserve">                    formatted[j++] = ' ';</w:t>
-        <w:br/>
-        <w:t xml:space="preserve">                }</w:t>
-        <w:br/>
-        <w:br/>
-        <w:t xml:space="preserve">                formatted[j++] = text[i];</w:t>
+        <w:t xml:space="preserve">                out[j++] = in[i];</w:t>
         <w:br/>
         <w:t xml:space="preserve">                space = 0;</w:t>
         <w:br/>
@@ -459,79 +366,53 @@
         <w:br/>
         <w:t xml:space="preserve">        }</w:t>
         <w:br/>
-        <w:br/>
-        <w:t xml:space="preserve">        formatted[j] = '\0';</w:t>
+        <w:t xml:space="preserve">        out[j] = '\0';</w:t>
         <w:br/>
         <w:br/>
-        <w:t xml:space="preserve">        write(pipe2[1], formatted, strlen(formatted) + 1);</w:t>
+        <w:t xml:space="preserve">        write(p2[1], out, strlen(out) + 1);</w:t>
         <w:br/>
-        <w:br/>
-        <w:t xml:space="preserve">        close(pipe1[0]);</w:t>
-        <w:br/>
-        <w:t xml:space="preserve">        close(pipe2[1]);</w:t>
-        <w:br/>
+        <w:t xml:space="preserve">        close(p1[0]); close(p2[1]);</w:t>
         <w:br/>
         <w:t xml:space="preserve">        exit(0);</w:t>
         <w:br/>
         <w:t xml:space="preserve">    }</w:t>
         <w:br/>
         <w:br/>
-        <w:t xml:space="preserve">    p3 = fork();</w:t>
+        <w:t xml:space="preserve">    // Process 3: Case Converter &amp; Word Counter</w:t>
+        <w:br/>
+        <w:t xml:space="preserve">    if (fork() == 0) {</w:t>
+        <w:br/>
+        <w:t xml:space="preserve">        char in[SIZE];</w:t>
+        <w:br/>
+        <w:t xml:space="preserve">        close(p1[0]); close(p1[1]); close(p2[1]); close(p3[0]);</w:t>
         <w:br/>
         <w:br/>
-        <w:t xml:space="preserve">    if(p3 == 0) {</w:t>
+        <w:t xml:space="preserve">        int len = read(p2[0], in, SIZE - 1);</w:t>
+        <w:br/>
+        <w:t xml:space="preserve">        in[len] = '\0';</w:t>
         <w:br/>
         <w:br/>
-        <w:t xml:space="preserve">        // ---------------- PROCESS 3 (Case Converter &amp; Word Counter) ----------------</w:t>
+        <w:t xml:space="preserve">        int word = 1, count = 0;</w:t>
         <w:br/>
+        <w:t xml:space="preserve">        for (int i = 0; in[i]; i++) {</w:t>
         <w:br/>
-        <w:t xml:space="preserve">        char text[SIZE];</w:t>
+        <w:t xml:space="preserve">            if (isalpha(in[i])) {</w:t>
         <w:br/>
+        <w:t xml:space="preserve">                if (word) {</w:t>
         <w:br/>
-        <w:t xml:space="preserve">        close(pipe1[0]);</w:t>
-        <w:br/>
-        <w:t xml:space="preserve">        close(pipe1[1]);</w:t>
-        <w:br/>
-        <w:t xml:space="preserve">        close(pipe2[1]);</w:t>
-        <w:br/>
-        <w:t xml:space="preserve">        close(pipe3[0]);</w:t>
-        <w:br/>
-        <w:br/>
-        <w:t xml:space="preserve">        int n = read(pipe2[0], text, SIZE - 1);</w:t>
-        <w:br/>
-        <w:t xml:space="preserve">        text[n] = '\0';</w:t>
-        <w:br/>
-        <w:br/>
-        <w:t xml:space="preserve">        int word = 1;</w:t>
-        <w:br/>
-        <w:t xml:space="preserve">        int count = 0;</w:t>
-        <w:br/>
-        <w:br/>
-        <w:t xml:space="preserve">        for(int i = 0; text[i] != '\0'; i++) {</w:t>
-        <w:br/>
-        <w:br/>
-        <w:t xml:space="preserve">            if(isalpha(text[i])) {</w:t>
-        <w:br/>
-        <w:br/>
-        <w:t xml:space="preserve">                if(word) {</w:t>
-        <w:br/>
-        <w:t xml:space="preserve">                    text[i] = toupper(text[i]);</w:t>
+        <w:t xml:space="preserve">                    in[i] = toupper(in[i]);</w:t>
         <w:br/>
         <w:t xml:space="preserve">                    count++;</w:t>
         <w:br/>
         <w:t xml:space="preserve">                    word = 0;</w:t>
         <w:br/>
-        <w:t xml:space="preserve">                }</w:t>
+        <w:t xml:space="preserve">                } else {</w:t>
         <w:br/>
-        <w:t xml:space="preserve">                else {</w:t>
-        <w:br/>
-        <w:t xml:space="preserve">                    text[i] = tolower(text[i]);</w:t>
+        <w:t xml:space="preserve">                    in[i] = tolower(in[i]);</w:t>
         <w:br/>
         <w:t xml:space="preserve">                }</w:t>
         <w:br/>
-        <w:t xml:space="preserve">            }</w:t>
-        <w:br/>
-        <w:t xml:space="preserve">            else {</w:t>
+        <w:t xml:space="preserve">            } else {</w:t>
         <w:br/>
         <w:t xml:space="preserve">                word = 1;</w:t>
         <w:br/>
@@ -540,46 +421,32 @@
         <w:t xml:space="preserve">        }</w:t>
         <w:br/>
         <w:br/>
-        <w:t xml:space="preserve">        printf("\nFinal Text:\n%s\n", text);</w:t>
+        <w:t xml:space="preserve">        printf("\nFinal Text:\n%s\n", in);</w:t>
         <w:br/>
-        <w:t xml:space="preserve">        fflush(stdout);</w:t>
+        <w:t xml:space="preserve">        write(p3[1], &amp;count, sizeof(count));</w:t>
         <w:br/>
-        <w:br/>
-        <w:t xml:space="preserve">        write(pipe3[1], &amp;count, sizeof(count));</w:t>
-        <w:br/>
-        <w:br/>
-        <w:t xml:space="preserve">        close(pipe2[0]);</w:t>
-        <w:br/>
-        <w:t xml:space="preserve">        close(pipe3[1]);</w:t>
-        <w:br/>
+        <w:t xml:space="preserve">        close(p2[0]); close(p3[1]);</w:t>
         <w:br/>
         <w:t xml:space="preserve">        exit(0);</w:t>
         <w:br/>
         <w:t xml:space="preserve">    }</w:t>
         <w:br/>
         <w:br/>
-        <w:t xml:space="preserve">    // ---------------- PROCESS 1 (File Reader) ----------------</w:t>
+        <w:t xml:space="preserve">    // Process 1: File Reader &amp; Word Count Display</w:t>
+        <w:br/>
+        <w:t xml:space="preserve">    close(p1[0]); close(p2[0]); close(p2[1]); close(p3[1]);</w:t>
         <w:br/>
         <w:br/>
-        <w:t xml:space="preserve">    close(pipe1[0]);</w:t>
+        <w:t xml:space="preserve">    write(p1[1], text, strlen(text) + 1);</w:t>
         <w:br/>
-        <w:t xml:space="preserve">    close(pipe2[0]);</w:t>
-        <w:br/>
-        <w:t xml:space="preserve">    close(pipe2[1]);</w:t>
-        <w:br/>
-        <w:t xml:space="preserve">    close(pipe3[1]);</w:t>
-        <w:br/>
-        <w:br/>
-        <w:t xml:space="preserve">    write(pipe1[1], text, strlen(text) + 1);</w:t>
-        <w:br/>
-        <w:t xml:space="preserve">    close(pipe1[1]);</w:t>
+        <w:t xml:space="preserve">    close(p1[1]);</w:t>
         <w:br/>
         <w:br/>
         <w:t xml:space="preserve">    int count;</w:t>
         <w:br/>
-        <w:t xml:space="preserve">    read(pipe3[0], &amp;count, sizeof(count));</w:t>
+        <w:t xml:space="preserve">    read(p3[0], &amp;count, sizeof(count));</w:t>
         <w:br/>
-        <w:t xml:space="preserve">    close(pipe3[0]);</w:t>
+        <w:t xml:space="preserve">    close(p3[0]);</w:t>
         <w:br/>
         <w:br/>
         <w:t xml:space="preserve">    printf("\nTotal words = %d\n", count);</w:t>
@@ -588,7 +455,6 @@
         <w:t xml:space="preserve">    wait(NULL);</w:t>
         <w:br/>
         <w:t xml:space="preserve">    wait(NULL);</w:t>
-        <w:br/>
         <w:br/>
         <w:t xml:space="preserve">    return 0;</w:t>
         <w:br/>
